--- a/doc/QuickNV驱动_GB28181/[QuickNV驱动_GB28181]部署配置指南.docx
+++ b/doc/QuickNV驱动_GB28181/[QuickNV驱动_GB28181]部署配置指南.docx
@@ -50,16 +50,14 @@
         </w:rPr>
         <w:t>部署镜像，创建容器</w:t>
       </w:r>
-      <w:bookmarkStart w:id="0" w:name="_GoBack"/>
-      <w:bookmarkEnd w:id="0"/>
     </w:p>
     <w:p>
       <w:r>
         <w:drawing>
           <wp:inline distT="0" distB="0" distL="114300" distR="114300">
-            <wp:extent cx="5264785" cy="3462020"/>
-            <wp:effectExtent l="0" t="0" r="2540" b="5080"/>
-            <wp:docPr id="1" name="图片 1"/>
+            <wp:extent cx="5264150" cy="3248660"/>
+            <wp:effectExtent l="0" t="0" r="3175" b="8890"/>
+            <wp:docPr id="15" name="图片 5"/>
             <wp:cNvGraphicFramePr>
               <a:graphicFrameLocks xmlns:a="http://schemas.openxmlformats.org/drawingml/2006/main" noChangeAspect="1"/>
             </wp:cNvGraphicFramePr>
@@ -67,7 +65,7 @@
               <a:graphicData uri="http://schemas.openxmlformats.org/drawingml/2006/picture">
                 <pic:pic xmlns:pic="http://schemas.openxmlformats.org/drawingml/2006/picture">
                   <pic:nvPicPr>
-                    <pic:cNvPr id="1" name="图片 1"/>
+                    <pic:cNvPr id="15" name="图片 5"/>
                     <pic:cNvPicPr>
                       <a:picLocks noChangeAspect="1"/>
                     </pic:cNvPicPr>
@@ -81,7 +79,7 @@
                   <pic:spPr>
                     <a:xfrm>
                       <a:off x="0" y="0"/>
-                      <a:ext cx="5264785" cy="3462020"/>
+                      <a:ext cx="5264150" cy="3248660"/>
                     </a:xfrm>
                     <a:prstGeom prst="rect">
                       <a:avLst/>
@@ -102,9 +100,9 @@
       <w:r>
         <w:drawing>
           <wp:inline distT="0" distB="0" distL="114300" distR="114300">
-            <wp:extent cx="5264785" cy="3462020"/>
-            <wp:effectExtent l="0" t="0" r="2540" b="5080"/>
-            <wp:docPr id="2" name="图片 2"/>
+            <wp:extent cx="5264150" cy="3248660"/>
+            <wp:effectExtent l="0" t="0" r="3175" b="8890"/>
+            <wp:docPr id="16" name="图片 6"/>
             <wp:cNvGraphicFramePr>
               <a:graphicFrameLocks xmlns:a="http://schemas.openxmlformats.org/drawingml/2006/main" noChangeAspect="1"/>
             </wp:cNvGraphicFramePr>
@@ -112,7 +110,7 @@
               <a:graphicData uri="http://schemas.openxmlformats.org/drawingml/2006/picture">
                 <pic:pic xmlns:pic="http://schemas.openxmlformats.org/drawingml/2006/picture">
                   <pic:nvPicPr>
-                    <pic:cNvPr id="2" name="图片 2"/>
+                    <pic:cNvPr id="16" name="图片 6"/>
                     <pic:cNvPicPr>
                       <a:picLocks noChangeAspect="1"/>
                     </pic:cNvPicPr>
@@ -126,7 +124,7 @@
                   <pic:spPr>
                     <a:xfrm>
                       <a:off x="0" y="0"/>
-                      <a:ext cx="5264785" cy="3462020"/>
+                      <a:ext cx="5264150" cy="3248660"/>
                     </a:xfrm>
                     <a:prstGeom prst="rect">
                       <a:avLst/>
@@ -169,16 +167,16 @@
           <w:rFonts w:hint="eastAsia"/>
           <w:lang w:val="en-US" w:eastAsia="zh-CN"/>
         </w:rPr>
-        <w:t>配置弈视频驱动接口</w:t>
+        <w:t>配置QuickNV驱动接口</w:t>
       </w:r>
     </w:p>
     <w:p>
       <w:r>
         <w:drawing>
           <wp:inline distT="0" distB="0" distL="114300" distR="114300">
-            <wp:extent cx="5271770" cy="5803265"/>
-            <wp:effectExtent l="0" t="0" r="5080" b="6985"/>
-            <wp:docPr id="5" name="图片 4"/>
+            <wp:extent cx="5267960" cy="5292090"/>
+            <wp:effectExtent l="0" t="0" r="8890" b="3810"/>
+            <wp:docPr id="14" name="图片 4"/>
             <wp:cNvGraphicFramePr>
               <a:graphicFrameLocks xmlns:a="http://schemas.openxmlformats.org/drawingml/2006/main" noChangeAspect="1"/>
             </wp:cNvGraphicFramePr>
@@ -186,7 +184,7 @@
               <a:graphicData uri="http://schemas.openxmlformats.org/drawingml/2006/picture">
                 <pic:pic xmlns:pic="http://schemas.openxmlformats.org/drawingml/2006/picture">
                   <pic:nvPicPr>
-                    <pic:cNvPr id="5" name="图片 4"/>
+                    <pic:cNvPr id="14" name="图片 4"/>
                     <pic:cNvPicPr>
                       <a:picLocks noChangeAspect="1"/>
                     </pic:cNvPicPr>
@@ -200,7 +198,7 @@
                   <pic:spPr>
                     <a:xfrm>
                       <a:off x="0" y="0"/>
-                      <a:ext cx="5271770" cy="5803265"/>
+                      <a:ext cx="5267960" cy="5292090"/>
                     </a:xfrm>
                     <a:prstGeom prst="rect">
                       <a:avLst/>
@@ -229,7 +227,7 @@
           <w:rFonts w:hint="eastAsia"/>
           <w:lang w:val="en-US" w:eastAsia="zh-CN"/>
         </w:rPr>
-        <w:t>如果驱动与弈视频在同一台服务器上，推荐用默认的管道方式连接。</w:t>
+        <w:t>如果驱动与QuickNV在同一台服务器上，推荐用默认的管道方式连接。</w:t>
       </w:r>
     </w:p>
     <w:p>
@@ -257,9 +255,9 @@
       <w:r>
         <w:drawing>
           <wp:inline distT="0" distB="0" distL="114300" distR="114300">
-            <wp:extent cx="5269230" cy="4597400"/>
-            <wp:effectExtent l="0" t="0" r="7620" b="3175"/>
-            <wp:docPr id="6" name="图片 5"/>
+            <wp:extent cx="5266690" cy="5536565"/>
+            <wp:effectExtent l="0" t="0" r="635" b="6985"/>
+            <wp:docPr id="17" name="图片 7"/>
             <wp:cNvGraphicFramePr>
               <a:graphicFrameLocks xmlns:a="http://schemas.openxmlformats.org/drawingml/2006/main" noChangeAspect="1"/>
             </wp:cNvGraphicFramePr>
@@ -267,7 +265,7 @@
               <a:graphicData uri="http://schemas.openxmlformats.org/drawingml/2006/picture">
                 <pic:pic xmlns:pic="http://schemas.openxmlformats.org/drawingml/2006/picture">
                   <pic:nvPicPr>
-                    <pic:cNvPr id="6" name="图片 5"/>
+                    <pic:cNvPr id="17" name="图片 7"/>
                     <pic:cNvPicPr>
                       <a:picLocks noChangeAspect="1"/>
                     </pic:cNvPicPr>
@@ -281,7 +279,7 @@
                   <pic:spPr>
                     <a:xfrm>
                       <a:off x="0" y="0"/>
-                      <a:ext cx="5269230" cy="4597400"/>
+                      <a:ext cx="5266690" cy="5536565"/>
                     </a:xfrm>
                     <a:prstGeom prst="rect">
                       <a:avLst/>
@@ -325,7 +323,7 @@
           <w:rFonts w:hint="eastAsia"/>
           <w:lang w:val="en-US" w:eastAsia="zh-CN"/>
         </w:rPr>
-        <w:t>SIP设备编号参考备注中的说明填写，此处的SIP设备编号代表的是弈视频程序本身。</w:t>
+        <w:t>SIP设备编号参考备注中的说明填写，此处的SIP设备编号代表的是QuickNV程序本身。</w:t>
       </w:r>
     </w:p>
     <w:p>
@@ -355,7 +353,7 @@
           <w:rFonts w:hint="eastAsia"/>
           <w:lang w:val="en-US" w:eastAsia="zh-CN"/>
         </w:rPr>
-        <w:t>SIP密码即摄像头注册到弈视频的密码。</w:t>
+        <w:t>SIP密码即摄像头注册到QuickNV的密码。</w:t>
       </w:r>
     </w:p>
     <w:p>
@@ -383,9 +381,9 @@
       <w:r>
         <w:drawing>
           <wp:inline distT="0" distB="0" distL="114300" distR="114300">
-            <wp:extent cx="5269230" cy="4597400"/>
-            <wp:effectExtent l="0" t="0" r="7620" b="3175"/>
-            <wp:docPr id="7" name="图片 6"/>
+            <wp:extent cx="5260975" cy="3456305"/>
+            <wp:effectExtent l="0" t="0" r="6350" b="1270"/>
+            <wp:docPr id="18" name="图片 8"/>
             <wp:cNvGraphicFramePr>
               <a:graphicFrameLocks xmlns:a="http://schemas.openxmlformats.org/drawingml/2006/main" noChangeAspect="1"/>
             </wp:cNvGraphicFramePr>
@@ -393,7 +391,7 @@
               <a:graphicData uri="http://schemas.openxmlformats.org/drawingml/2006/picture">
                 <pic:pic xmlns:pic="http://schemas.openxmlformats.org/drawingml/2006/picture">
                   <pic:nvPicPr>
-                    <pic:cNvPr id="7" name="图片 6"/>
+                    <pic:cNvPr id="18" name="图片 8"/>
                     <pic:cNvPicPr>
                       <a:picLocks noChangeAspect="1"/>
                     </pic:cNvPicPr>
@@ -407,7 +405,7 @@
                   <pic:spPr>
                     <a:xfrm>
                       <a:off x="0" y="0"/>
-                      <a:ext cx="5269230" cy="4597400"/>
+                      <a:ext cx="5260975" cy="3456305"/>
                     </a:xfrm>
                     <a:prstGeom prst="rect">
                       <a:avLst/>
@@ -464,9 +462,9 @@
       <w:r>
         <w:drawing>
           <wp:inline distT="0" distB="0" distL="114300" distR="114300">
-            <wp:extent cx="5269865" cy="3538855"/>
-            <wp:effectExtent l="0" t="0" r="6985" b="4445"/>
-            <wp:docPr id="3" name="图片 1"/>
+            <wp:extent cx="5269865" cy="2938145"/>
+            <wp:effectExtent l="0" t="0" r="6985" b="5080"/>
+            <wp:docPr id="19" name="图片 9"/>
             <wp:cNvGraphicFramePr>
               <a:graphicFrameLocks xmlns:a="http://schemas.openxmlformats.org/drawingml/2006/main" noChangeAspect="1"/>
             </wp:cNvGraphicFramePr>
@@ -474,7 +472,7 @@
               <a:graphicData uri="http://schemas.openxmlformats.org/drawingml/2006/picture">
                 <pic:pic xmlns:pic="http://schemas.openxmlformats.org/drawingml/2006/picture">
                   <pic:nvPicPr>
-                    <pic:cNvPr id="3" name="图片 1"/>
+                    <pic:cNvPr id="19" name="图片 9"/>
                     <pic:cNvPicPr>
                       <a:picLocks noChangeAspect="1"/>
                     </pic:cNvPicPr>
@@ -488,7 +486,7 @@
                   <pic:spPr>
                     <a:xfrm>
                       <a:off x="0" y="0"/>
-                      <a:ext cx="5269865" cy="3538855"/>
+                      <a:ext cx="5269865" cy="2938145"/>
                     </a:xfrm>
                     <a:prstGeom prst="rect">
                       <a:avLst/>
@@ -517,16 +515,16 @@
           <w:rFonts w:hint="eastAsia"/>
           <w:lang w:val="en-US" w:eastAsia="zh-CN"/>
         </w:rPr>
-        <w:t>设备配置GB28181协议连接到[弈视频驱动_GB28181]程序成功后，导入这里选择[弈视频驱动_GB28181]驱动后，即可看到连接的视频。可以选择导入选中设备或者导入全部。</w:t>
+        <w:t>设备配置GB28181协议连接到[QuickNV驱动_GB28181]程序成功后，导入这里选择[QuickNV驱动_GB28181]驱动后，即可看到连接的视频。可以选择导入选中设备或者导入全部。</w:t>
       </w:r>
     </w:p>
     <w:p>
       <w:r>
         <w:drawing>
           <wp:inline distT="0" distB="0" distL="114300" distR="114300">
-            <wp:extent cx="5269865" cy="3538855"/>
-            <wp:effectExtent l="0" t="0" r="6985" b="4445"/>
-            <wp:docPr id="4" name="图片 2"/>
+            <wp:extent cx="5269865" cy="3150235"/>
+            <wp:effectExtent l="0" t="0" r="6985" b="2540"/>
+            <wp:docPr id="20" name="图片 10"/>
             <wp:cNvGraphicFramePr>
               <a:graphicFrameLocks xmlns:a="http://schemas.openxmlformats.org/drawingml/2006/main" noChangeAspect="1"/>
             </wp:cNvGraphicFramePr>
@@ -534,7 +532,7 @@
               <a:graphicData uri="http://schemas.openxmlformats.org/drawingml/2006/picture">
                 <pic:pic xmlns:pic="http://schemas.openxmlformats.org/drawingml/2006/picture">
                   <pic:nvPicPr>
-                    <pic:cNvPr id="4" name="图片 2"/>
+                    <pic:cNvPr id="20" name="图片 10"/>
                     <pic:cNvPicPr>
                       <a:picLocks noChangeAspect="1"/>
                     </pic:cNvPicPr>
@@ -548,7 +546,7 @@
                   <pic:spPr>
                     <a:xfrm>
                       <a:off x="0" y="0"/>
-                      <a:ext cx="5269865" cy="3538855"/>
+                      <a:ext cx="5269865" cy="3150235"/>
                     </a:xfrm>
                     <a:prstGeom prst="rect">
                       <a:avLst/>
@@ -620,9 +618,9 @@
       <w:r>
         <w:drawing>
           <wp:inline distT="0" distB="0" distL="114300" distR="114300">
-            <wp:extent cx="5269865" cy="4807585"/>
-            <wp:effectExtent l="0" t="0" r="6985" b="2540"/>
-            <wp:docPr id="8" name="图片 1"/>
+            <wp:extent cx="5269865" cy="4932680"/>
+            <wp:effectExtent l="0" t="0" r="6985" b="1270"/>
+            <wp:docPr id="22" name="图片 12"/>
             <wp:cNvGraphicFramePr>
               <a:graphicFrameLocks xmlns:a="http://schemas.openxmlformats.org/drawingml/2006/main" noChangeAspect="1"/>
             </wp:cNvGraphicFramePr>
@@ -630,7 +628,7 @@
               <a:graphicData uri="http://schemas.openxmlformats.org/drawingml/2006/picture">
                 <pic:pic xmlns:pic="http://schemas.openxmlformats.org/drawingml/2006/picture">
                   <pic:nvPicPr>
-                    <pic:cNvPr id="8" name="图片 1"/>
+                    <pic:cNvPr id="22" name="图片 12"/>
                     <pic:cNvPicPr>
                       <a:picLocks noChangeAspect="1"/>
                     </pic:cNvPicPr>
@@ -644,7 +642,7 @@
                   <pic:spPr>
                     <a:xfrm>
                       <a:off x="0" y="0"/>
-                      <a:ext cx="5269865" cy="4807585"/>
+                      <a:ext cx="5269865" cy="4932680"/>
                     </a:xfrm>
                     <a:prstGeom prst="rect">
                       <a:avLst/>
@@ -701,9 +699,9 @@
       <w:r>
         <w:drawing>
           <wp:inline distT="0" distB="0" distL="114300" distR="114300">
-            <wp:extent cx="5269865" cy="3381375"/>
-            <wp:effectExtent l="0" t="0" r="6985" b="0"/>
-            <wp:docPr id="9" name="图片 2"/>
+            <wp:extent cx="5269865" cy="3150235"/>
+            <wp:effectExtent l="0" t="0" r="6985" b="2540"/>
+            <wp:docPr id="23" name="图片 13"/>
             <wp:cNvGraphicFramePr>
               <a:graphicFrameLocks xmlns:a="http://schemas.openxmlformats.org/drawingml/2006/main" noChangeAspect="1"/>
             </wp:cNvGraphicFramePr>
@@ -711,7 +709,7 @@
               <a:graphicData uri="http://schemas.openxmlformats.org/drawingml/2006/picture">
                 <pic:pic xmlns:pic="http://schemas.openxmlformats.org/drawingml/2006/picture">
                   <pic:nvPicPr>
-                    <pic:cNvPr id="9" name="图片 2"/>
+                    <pic:cNvPr id="23" name="图片 13"/>
                     <pic:cNvPicPr>
                       <a:picLocks noChangeAspect="1"/>
                     </pic:cNvPicPr>
@@ -725,7 +723,7 @@
                   <pic:spPr>
                     <a:xfrm>
                       <a:off x="0" y="0"/>
-                      <a:ext cx="5269865" cy="3381375"/>
+                      <a:ext cx="5269865" cy="3150235"/>
                     </a:xfrm>
                     <a:prstGeom prst="rect">
                       <a:avLst/>
@@ -752,9 +750,9 @@
       <w:r>
         <w:drawing>
           <wp:inline distT="0" distB="0" distL="114300" distR="114300">
-            <wp:extent cx="5269865" cy="3381375"/>
-            <wp:effectExtent l="0" t="0" r="6985" b="0"/>
-            <wp:docPr id="10" name="图片 3"/>
+            <wp:extent cx="5273675" cy="3910965"/>
+            <wp:effectExtent l="0" t="0" r="3175" b="3810"/>
+            <wp:docPr id="24" name="图片 14"/>
             <wp:cNvGraphicFramePr>
               <a:graphicFrameLocks xmlns:a="http://schemas.openxmlformats.org/drawingml/2006/main" noChangeAspect="1"/>
             </wp:cNvGraphicFramePr>
@@ -762,7 +760,7 @@
               <a:graphicData uri="http://schemas.openxmlformats.org/drawingml/2006/picture">
                 <pic:pic xmlns:pic="http://schemas.openxmlformats.org/drawingml/2006/picture">
                   <pic:nvPicPr>
-                    <pic:cNvPr id="10" name="图片 3"/>
+                    <pic:cNvPr id="24" name="图片 14"/>
                     <pic:cNvPicPr>
                       <a:picLocks noChangeAspect="1"/>
                     </pic:cNvPicPr>
@@ -776,7 +774,7 @@
                   <pic:spPr>
                     <a:xfrm>
                       <a:off x="0" y="0"/>
-                      <a:ext cx="5269865" cy="3381375"/>
+                      <a:ext cx="5273675" cy="3910965"/>
                     </a:xfrm>
                     <a:prstGeom prst="rect">
                       <a:avLst/>
@@ -792,6 +790,8 @@
           </wp:inline>
         </w:drawing>
       </w:r>
+      <w:bookmarkStart w:id="0" w:name="_GoBack"/>
+      <w:bookmarkEnd w:id="0"/>
     </w:p>
     <w:sectPr>
       <w:pgSz w:w="11906" w:h="16838"/>
